--- a/Creating a git branch and switching to it.docx
+++ b/Creating a git branch and switching to it.docx
@@ -212,6 +212,54 @@
       <w:r>
         <w:t>.</w:t>
       </w:r>
+    </w:p>
+    <w:p/>
+    <w:p>
+      <w:r>
+        <w:t>Once a branch is merged;</w:t>
+      </w:r>
+    </w:p>
+    <w:p/>
+    <w:p>
+      <w:r>
+        <w:t>git checkout main</w:t>
+      </w:r>
+    </w:p>
+    <w:p>
+      <w:r>
+        <w:t>git pull</w:t>
+      </w:r>
+    </w:p>
+    <w:p>
+      <w:r>
+        <w:t>git branch -d practice-feature</w:t>
+      </w:r>
+    </w:p>
+    <w:p/>
+    <w:p>
+      <w:r>
+        <w:t xml:space="preserve">N/B - </w:t>
+      </w:r>
+      <w:r>
+        <w:t xml:space="preserve">That switches you back to main, pulls the merged changes down, and deletes your </w:t>
+      </w:r>
+      <w:r>
+        <w:rPr>
+          <w:i/>
+          <w:iCs/>
+        </w:rPr>
+        <w:t>local</w:t>
+      </w:r>
+      <w:r>
+        <w:t xml:space="preserve"> copy of the branch (matching what you already did on GitHub). Then, for the next change, start clean:</w:t>
+      </w:r>
+    </w:p>
+    <w:p>
+      <w:r>
+        <w:t>git checkout -b practice-feature-2</w:t>
+      </w:r>
+    </w:p>
+    <w:p>
       <w:r>
         <w:br/>
       </w:r>
@@ -950,6 +998,7 @@
   <w:style w:type="character" w:default="1" w:styleId="DefaultParagraphFont">
     <w:name w:val="Default Paragraph Font"/>
     <w:uiPriority w:val="1"/>
+    <w:semiHidden/>
     <w:unhideWhenUsed/>
   </w:style>
   <w:style w:type="table" w:default="1" w:styleId="TableNormal">
